--- a/DocumentacaoFinal/INTEGRA_2026_Entrega_7_12_FluxID_Alerta_com_Cilindro_e_Lacre.docx
+++ b/DocumentacaoFinal/INTEGRA_2026_Entrega_7_12_FluxID_Alerta_com_Cilindro_e_Lacre.docx
@@ -605,7 +605,7 @@
                 <w:szCs w:val="17"/>
                 <w:lang w:val="pt-BR"/>
               </w:rPr>
-              <w:t xml:space="preserve">Pedido de Natã da Silva Baracho, ao olhar o banco no pgAdmin: o cilindro da tabela de alertas não pode ficar vazio, porque o lacre é vinculado ao cilindro e o alarme tem de ser daquele lacre que está naquele cilindro. A mudança é só no FluxID, não na Oxide.</w:t>
+              <w:t xml:space="preserve">Síntese das instruções dadas à IA. Contexto: ao examinar o banco FluxID no pgAdmin, o responsável viu alertas sem cilindro. Tarefa: tornar obrigatórios o cilindro e o lacre em cada alerta, porque o alarme é do lacre que está naquele cilindro. Restrições: mudar só o FluxID, não a Oxide; não acessar o banco principal; testar num servidor temporário. Entrega esperada: script de migração que pode rodar mais de uma vez e relatório.</w:t>
             </w:r>
           </w:p>
         </w:tc>
@@ -883,7 +883,7 @@
                 <w:szCs w:val="17"/>
                 <w:lang w:val="pt-BR"/>
               </w:rPr>
-              <w:t xml:space="preserve">Num PostgreSQL temporário: 10 alertas preenchidos; a segunda execução não alterou nada; as demais tabelas ficaram idênticas; 6 de 6 regras conferidas; a parada segura funcionou. O banco principal não foi acessado. Aprovado por Natã da Silva Baracho.</w:t>
+              <w:t xml:space="preserve">Natã da Silva Baracho, responsável pelo backend, leu o relatório de teste, conferiu os resultados com o que tinha pedido e respondeu o questionário de validação. Aprovou a entrega em 07/10/2026. Evidências do relatório: num PostgreSQL temporário, 10 alertas preenchidos; a segunda execução não alterou nada; as demais tabelas ficaram idênticas; 6 de 6 regras conferidas; a parada segura funcionou; o banco principal não foi acessado. Os testes foram executados pela IA; a decisão de aprovar foi do responsável.</w:t>
             </w:r>
           </w:p>
         </w:tc>
